--- a/assets/documents/regolamento-en-bozza.docx
+++ b/assets/documents/regolamento-en-bozza.docx
@@ -2893,7 +2893,7 @@
       <w:rPr>
         <w:sz w:val="16"/>
       </w:rPr>
-      <w:t xml:space="preserve">19/09/2026   |   </w:t>
+      <w:t xml:space="preserve">21/09/2026 | Translation of the received PDF | </w:t>
     </w:r>
     <w:fldSimple w:instr="PAGE"/>
   </w:p>
@@ -2911,7 +2911,7 @@
         <w:color w:val="555555"/>
         <w:sz w:val="16"/>
       </w:rPr>
-      <w:t>GOOGLE CHALLENGE HAMU 2026  |  DRAFT FOR REVIEW</w:t>
+      <w:t>GOOGLE CHALLENGE HAMU 2026  |  TRANSLATION FOR REVIEW</w:t>
     </w:r>
   </w:p>
 </w:hdr>

--- a/assets/documents/regolamento-en-bozza.docx
+++ b/assets/documents/regolamento-en-bozza.docx
@@ -277,7 +277,7 @@
         <w:ind w:left="312" w:hanging="312"/>
       </w:pPr>
       <w:r>
-        <w:t>Participants must remain enrolled until the end of the final stage, which will take place by the end of November 2026. Any loss of this requirement must be promptly reported by the participant to their home university and their team contact person.</w:t>
+        <w:t>Participants must remain enrolled until the end of the final stage, which will take place no later than the end of the current year. Any loss of this requirement must be promptly reported by the participant to their home university and their team contact person.</w:t>
       </w:r>
     </w:p>
     <w:p>
@@ -304,6 +304,19 @@
       </w:pPr>
       <w:r>
         <w:t>Failure to meet the requirements results in the participant’s exclusion from the selection.</w:t>
+      </w:r>
+    </w:p>
+    <w:p>
+      <w:pPr>
+        <w:widowControl/>
+        <w:numPr>
+          <w:ilvl w:val="0"/>
+          <w:numId w:val="7"/>
+        </w:numPr>
+        <w:ind w:left="312" w:hanging="312"/>
+      </w:pPr>
+      <w:r>
+        <w:t>The Organising Committee will have the right to exclude, including retrospectively, anyone who does not meet these requirements.</w:t>
       </w:r>
     </w:p>
     <w:p>
@@ -2893,7 +2906,7 @@
       <w:rPr>
         <w:sz w:val="16"/>
       </w:rPr>
-      <w:t xml:space="preserve">21/09/2026 | Translation of the received PDF | </w:t>
+      <w:t xml:space="preserve">01/10/2026 | Translation of the received PDF | </w:t>
     </w:r>
     <w:fldSimple w:instr="PAGE"/>
   </w:p>
